--- a/format/md-14/01_Covering_Letter_Template.docx
+++ b/format/md-14/01_Covering_Letter_Template.docx
@@ -4,535 +4,401 @@
   <w:body>
     <w:p>
       <w:pPr>
-        <w:jc w:val="center"/>
+        <w:keepNext w:val="0"/>
+        <w:keepLines w:val="0"/>
+        <w:spacing w:before="0" w:after="160" w:line="252" w:lineRule="auto"/>
+        <w:jc w:val="right"/>
       </w:pPr>
       <w:r>
         <w:rPr>
-          <w:b/>
-          <w:sz w:val="30"/>
+          <w:rFonts w:ascii="Times New Roman" w:hAnsi="Times New Roman" w:cs="Times New Roman"/>
+          <w:b w:val="0"/>
+          <w:i w:val="0"/>
+          <w:vanish w:val="0"/>
+          <w:color w:val="000000"/>
+          <w:sz w:val="20"/>
         </w:rPr>
-        <w:t>COVERING LETTER</w:t>
+        <w:t>Date: {applicationDate}</w:t>
       </w:r>
     </w:p>
     <w:p>
       <w:pPr>
-        <w:jc w:val="center"/>
+        <w:keepNext/>
+        <w:keepLines w:val="0"/>
+        <w:spacing w:before="0" w:after="0" w:line="240" w:lineRule="auto"/>
       </w:pPr>
       <w:r>
         <w:rPr>
-          <w:i/>
-          <w:sz w:val="18"/>
+          <w:rFonts w:ascii="Times New Roman" w:hAnsi="Times New Roman" w:cs="Times New Roman"/>
+          <w:b w:val="0"/>
+          <w:i w:val="0"/>
+          <w:vanish w:val="0"/>
+          <w:color w:val="000000"/>
+          <w:sz w:val="20"/>
         </w:rPr>
-        <w:t>Application for Import Licence in Form MD-14</w:t>
-      </w:r>
-    </w:p>
-    <w:tbl>
-      <w:tblPr>
-        <w:tblStyle w:val="TableGrid"/>
-        <w:tblW w:type="auto" w:w="0"/>
-        <w:jc w:val="center"/>
-        <w:tblLook w:firstColumn="1" w:firstRow="1" w:lastColumn="0" w:lastRow="0" w:noHBand="0" w:noVBand="1" w:val="04A0"/>
-      </w:tblPr>
-      <w:tblGrid>
-        <w:gridCol w:w="5256"/>
-        <w:gridCol w:w="5256"/>
-      </w:tblGrid>
-      <w:tr>
-        <w:trPr>
-          <w:cantSplit/>
-        </w:trPr>
-        <w:tc>
-          <w:tcPr>
-            <w:tcW w:type="dxa" w:w="5256"/>
-            <w:shd w:fill="E9EEF4"/>
-            <w:vAlign w:val="center"/>
-          </w:tcPr>
-          <w:p>
-            <w:r>
-              <w:rPr>
-                <w:b/>
-                <w:sz w:val="17"/>
-              </w:rPr>
-              <w:t>Date</w:t>
-            </w:r>
-          </w:p>
-        </w:tc>
-        <w:tc>
-          <w:tcPr>
-            <w:tcW w:type="dxa" w:w="5256"/>
-            <w:vAlign w:val="center"/>
-          </w:tcPr>
-          <w:p>
-            <w:r>
-              <w:rPr>
-                <w:sz w:val="17"/>
-              </w:rPr>
-              <w:t>{applicationDate}</w:t>
-            </w:r>
-          </w:p>
-        </w:tc>
-      </w:tr>
-      <w:tr>
-        <w:trPr>
-          <w:cantSplit/>
-        </w:trPr>
-        <w:tc>
-          <w:tcPr>
-            <w:tcW w:type="dxa" w:w="5256"/>
-            <w:shd w:fill="E9EEF4"/>
-            <w:vAlign w:val="center"/>
-          </w:tcPr>
-          <w:p>
-            <w:r>
-              <w:rPr>
-                <w:b/>
-                <w:sz w:val="17"/>
-              </w:rPr>
-              <w:t>To</w:t>
-            </w:r>
-          </w:p>
-        </w:tc>
-        <w:tc>
-          <w:tcPr>
-            <w:tcW w:type="dxa" w:w="5256"/>
-            <w:vAlign w:val="center"/>
-          </w:tcPr>
-          <w:p>
-            <w:r>
-              <w:rPr>
-                <w:sz w:val="17"/>
-              </w:rPr>
-              <w:t>The Central Licensing Authority</w:t>
-            </w:r>
-          </w:p>
-        </w:tc>
-      </w:tr>
-      <w:tr>
-        <w:trPr>
-          <w:cantSplit/>
-        </w:trPr>
-        <w:tc>
-          <w:tcPr>
-            <w:tcW w:type="dxa" w:w="5256"/>
-            <w:shd w:fill="E9EEF4"/>
-            <w:vAlign w:val="center"/>
-          </w:tcPr>
-          <w:p>
-            <w:r>
-              <w:rPr>
-                <w:b/>
-                <w:sz w:val="17"/>
-              </w:rPr>
-              <w:t>Authorised Agent</w:t>
-            </w:r>
-          </w:p>
-        </w:tc>
-        <w:tc>
-          <w:tcPr>
-            <w:tcW w:type="dxa" w:w="5256"/>
-            <w:vAlign w:val="center"/>
-          </w:tcPr>
-          <w:p>
-            <w:r>
-              <w:rPr>
-                <w:sz w:val="17"/>
-              </w:rPr>
-              <w:t>{authorizedAgentName}</w:t>
-            </w:r>
-          </w:p>
-        </w:tc>
-      </w:tr>
-    </w:tbl>
-    <w:p/>
-    <w:p>
-      <w:r>
-        <w:rPr>
-          <w:b/>
-        </w:rPr>
-        <w:t xml:space="preserve">Subject: </w:t>
-      </w:r>
-      <w:r>
-        <w:t>Application for grant of import licence for medical device(s) under Form MD-14.</w:t>
-      </w:r>
-    </w:p>
-    <w:p>
-      <w:r>
-        <w:t>We submit the application for import of the medical device(s) identified in the accompanying Form MD-14 annexure. The authorised agent, overseas manufacturer and supporting regulatory evidence are identified in the enclosed documents.</w:t>
+        <w:t>To,</w:t>
       </w:r>
     </w:p>
     <w:p>
       <w:pPr>
-        <w:spacing w:before="120" w:after="60"/>
+        <w:keepNext/>
+        <w:keepLines w:val="0"/>
+        <w:spacing w:before="0" w:after="0" w:line="240" w:lineRule="auto"/>
       </w:pPr>
       <w:r>
         <w:rPr>
+          <w:rFonts w:ascii="Times New Roman" w:hAnsi="Times New Roman" w:cs="Times New Roman"/>
           <w:b/>
-          <w:sz w:val="23"/>
+          <w:i w:val="0"/>
+          <w:vanish w:val="0"/>
+          <w:color w:val="000000"/>
+          <w:sz w:val="20"/>
         </w:rPr>
-        <w:t>Application Summary</w:t>
+        <w:t>The Central Licensing Authority</w:t>
       </w:r>
     </w:p>
-    <w:tbl>
-      <w:tblPr>
-        <w:tblStyle w:val="TableGrid"/>
-        <w:tblW w:type="auto" w:w="0"/>
-        <w:jc w:val="center"/>
-        <w:tblLook w:firstColumn="1" w:firstRow="1" w:lastColumn="0" w:lastRow="0" w:noHBand="0" w:noVBand="1" w:val="04A0"/>
-      </w:tblPr>
-      <w:tblGrid>
-        <w:gridCol w:w="5256"/>
-        <w:gridCol w:w="5256"/>
-      </w:tblGrid>
-      <w:tr>
-        <w:trPr>
-          <w:cantSplit/>
-        </w:trPr>
-        <w:tc>
-          <w:tcPr>
-            <w:tcW w:type="dxa" w:w="5256"/>
-            <w:shd w:fill="E9EEF4"/>
-            <w:vAlign w:val="center"/>
-          </w:tcPr>
-          <w:p>
-            <w:r>
-              <w:rPr>
-                <w:b/>
-                <w:sz w:val="17"/>
-              </w:rPr>
-              <w:t>Authorised Agent</w:t>
-            </w:r>
-          </w:p>
-        </w:tc>
-        <w:tc>
-          <w:tcPr>
-            <w:tcW w:type="dxa" w:w="5256"/>
-            <w:vAlign w:val="center"/>
-          </w:tcPr>
-          <w:p>
-            <w:r>
-              <w:rPr>
-                <w:sz w:val="17"/>
-              </w:rPr>
-              <w:t>{authorizedAgentName}</w:t>
-            </w:r>
-          </w:p>
-        </w:tc>
-      </w:tr>
-      <w:tr>
-        <w:trPr>
-          <w:cantSplit/>
-        </w:trPr>
-        <w:tc>
-          <w:tcPr>
-            <w:tcW w:type="dxa" w:w="5256"/>
-            <w:shd w:fill="E9EEF4"/>
-            <w:vAlign w:val="center"/>
-          </w:tcPr>
-          <w:p>
-            <w:r>
-              <w:rPr>
-                <w:b/>
-                <w:sz w:val="17"/>
-              </w:rPr>
-              <w:t>Overseas Manufacturer</w:t>
-            </w:r>
-          </w:p>
-        </w:tc>
-        <w:tc>
-          <w:tcPr>
-            <w:tcW w:type="dxa" w:w="5256"/>
-            <w:vAlign w:val="center"/>
-          </w:tcPr>
-          <w:p>
-            <w:r>
-              <w:rPr>
-                <w:sz w:val="17"/>
-              </w:rPr>
-              <w:t>{overseasManufacturerName}</w:t>
-            </w:r>
-          </w:p>
-        </w:tc>
-      </w:tr>
-      <w:tr>
-        <w:trPr>
-          <w:cantSplit/>
-        </w:trPr>
-        <w:tc>
-          <w:tcPr>
-            <w:tcW w:type="dxa" w:w="5256"/>
-            <w:shd w:fill="E9EEF4"/>
-            <w:vAlign w:val="center"/>
-          </w:tcPr>
-          <w:p>
-            <w:r>
-              <w:rPr>
-                <w:b/>
-                <w:sz w:val="17"/>
-              </w:rPr>
-              <w:t>Device Scope</w:t>
-            </w:r>
-          </w:p>
-        </w:tc>
-        <w:tc>
-          <w:tcPr>
-            <w:tcW w:type="dxa" w:w="5256"/>
-            <w:vAlign w:val="center"/>
-          </w:tcPr>
-          <w:p>
-            <w:r>
-              <w:rPr>
-                <w:sz w:val="17"/>
-              </w:rPr>
-              <w:t>{deviceScopeSummary}</w:t>
-            </w:r>
-          </w:p>
-        </w:tc>
-      </w:tr>
-      <w:tr>
-        <w:trPr>
-          <w:cantSplit/>
-        </w:trPr>
-        <w:tc>
-          <w:tcPr>
-            <w:tcW w:type="dxa" w:w="5256"/>
-            <w:shd w:fill="E9EEF4"/>
-            <w:vAlign w:val="center"/>
-          </w:tcPr>
-          <w:p>
-            <w:r>
-              <w:rPr>
-                <w:b/>
-                <w:sz w:val="17"/>
-              </w:rPr>
-              <w:t>Device Class</w:t>
-            </w:r>
-          </w:p>
-        </w:tc>
-        <w:tc>
-          <w:tcPr>
-            <w:tcW w:type="dxa" w:w="5256"/>
-            <w:vAlign w:val="center"/>
-          </w:tcPr>
-          <w:p>
-            <w:r>
-              <w:rPr>
-                <w:sz w:val="17"/>
-              </w:rPr>
-              <w:t>{deviceClass}</w:t>
-            </w:r>
-          </w:p>
-        </w:tc>
-      </w:tr>
-    </w:tbl>
-    <w:p/>
     <w:p>
       <w:pPr>
-        <w:spacing w:before="120" w:after="60"/>
+        <w:keepNext w:val="0"/>
+        <w:keepLines w:val="0"/>
+        <w:spacing w:before="0" w:after="80" w:line="252" w:lineRule="auto"/>
+      </w:pPr>
+    </w:p>
+    <w:p>
+      <w:pPr>
+        <w:keepNext/>
+        <w:keepLines w:val="0"/>
+        <w:spacing w:before="0" w:after="140" w:line="252" w:lineRule="auto"/>
       </w:pPr>
       <w:r>
         <w:rPr>
+          <w:rFonts w:ascii="Times New Roman" w:hAnsi="Times New Roman" w:cs="Times New Roman"/>
           <w:b/>
-          <w:sz w:val="23"/>
+          <w:i w:val="0"/>
+          <w:vanish w:val="0"/>
+          <w:color w:val="000000"/>
+          <w:sz w:val="21"/>
         </w:rPr>
-        <w:t>Authorisation</w:t>
+        <w:t>Subject: Application for grant of import licence for medical device(s) under Form MD-14.</w:t>
+      </w:r>
+      <w:r>
+        <w:rPr>
+          <w:rFonts w:ascii="Times New Roman" w:hAnsi="Times New Roman" w:cs="Times New Roman"/>
+          <w:b/>
+          <w:i w:val="0"/>
+          <w:vanish w:val="0"/>
+          <w:color w:val="000000"/>
+          <w:sz w:val="21"/>
+        </w:rPr>
       </w:r>
     </w:p>
-    <w:tbl>
-      <w:tblPr>
-        <w:tblStyle w:val="TableGrid"/>
-        <w:tblW w:type="auto" w:w="0"/>
-        <w:jc w:val="center"/>
-        <w:tblLook w:firstColumn="1" w:firstRow="1" w:lastColumn="0" w:lastRow="0" w:noHBand="0" w:noVBand="1" w:val="04A0"/>
-      </w:tblPr>
-      <w:tblGrid>
-        <w:gridCol w:w="5256"/>
-        <w:gridCol w:w="5256"/>
-      </w:tblGrid>
-      <w:tr>
-        <w:trPr>
-          <w:cantSplit/>
-        </w:trPr>
-        <w:tc>
-          <w:tcPr>
-            <w:tcW w:type="dxa" w:w="5256"/>
-            <w:shd w:fill="E9EEF4"/>
-            <w:vAlign w:val="center"/>
-          </w:tcPr>
-          <w:p>
-            <w:r>
-              <w:rPr>
-                <w:b/>
-                <w:sz w:val="17"/>
-              </w:rPr>
-              <w:t>Place</w:t>
-            </w:r>
-          </w:p>
-        </w:tc>
-        <w:tc>
-          <w:tcPr>
-            <w:tcW w:type="dxa" w:w="5256"/>
-            <w:vAlign w:val="center"/>
-          </w:tcPr>
-          <w:p>
-            <w:r>
-              <w:rPr>
-                <w:sz w:val="17"/>
-              </w:rPr>
-              <w:t>{applicationPlace}</w:t>
-            </w:r>
-          </w:p>
-        </w:tc>
-      </w:tr>
-      <w:tr>
-        <w:trPr>
-          <w:cantSplit/>
-        </w:trPr>
-        <w:tc>
-          <w:tcPr>
-            <w:tcW w:type="dxa" w:w="5256"/>
-            <w:shd w:fill="E9EEF4"/>
-            <w:vAlign w:val="center"/>
-          </w:tcPr>
-          <w:p>
-            <w:r>
-              <w:rPr>
-                <w:b/>
-                <w:sz w:val="17"/>
-              </w:rPr>
-              <w:t>Date</w:t>
-            </w:r>
-          </w:p>
-        </w:tc>
-        <w:tc>
-          <w:tcPr>
-            <w:tcW w:type="dxa" w:w="5256"/>
-            <w:vAlign w:val="center"/>
-          </w:tcPr>
-          <w:p>
-            <w:r>
-              <w:rPr>
-                <w:sz w:val="17"/>
-              </w:rPr>
-              <w:t>{applicationDate}</w:t>
-            </w:r>
-          </w:p>
-        </w:tc>
-      </w:tr>
-      <w:tr>
-        <w:trPr>
-          <w:cantSplit/>
-        </w:trPr>
-        <w:tc>
-          <w:tcPr>
-            <w:tcW w:type="dxa" w:w="5256"/>
-            <w:shd w:fill="E9EEF4"/>
-            <w:vAlign w:val="center"/>
-          </w:tcPr>
-          <w:p>
-            <w:r>
-              <w:rPr>
-                <w:b/>
-                <w:sz w:val="17"/>
-              </w:rPr>
-              <w:t>Name</w:t>
-            </w:r>
-          </w:p>
-        </w:tc>
-        <w:tc>
-          <w:tcPr>
-            <w:tcW w:type="dxa" w:w="5256"/>
-            <w:vAlign w:val="center"/>
-          </w:tcPr>
-          <w:p>
-            <w:r>
-              <w:rPr>
-                <w:sz w:val="17"/>
-              </w:rPr>
-              <w:t>{designatedPersonName}</w:t>
-            </w:r>
-          </w:p>
-        </w:tc>
-      </w:tr>
-      <w:tr>
-        <w:trPr>
-          <w:cantSplit/>
-        </w:trPr>
-        <w:tc>
-          <w:tcPr>
-            <w:tcW w:type="dxa" w:w="5256"/>
-            <w:shd w:fill="E9EEF4"/>
-            <w:vAlign w:val="center"/>
-          </w:tcPr>
-          <w:p>
-            <w:r>
-              <w:rPr>
-                <w:b/>
-                <w:sz w:val="17"/>
-              </w:rPr>
-              <w:t>Designation</w:t>
-            </w:r>
-          </w:p>
-        </w:tc>
-        <w:tc>
-          <w:tcPr>
-            <w:tcW w:type="dxa" w:w="5256"/>
-            <w:vAlign w:val="center"/>
-          </w:tcPr>
-          <w:p>
-            <w:r>
-              <w:rPr>
-                <w:sz w:val="17"/>
-              </w:rPr>
-              <w:t>{designatedPersonDesignation}</w:t>
-            </w:r>
-          </w:p>
-        </w:tc>
-      </w:tr>
-      <w:tr>
-        <w:trPr>
-          <w:cantSplit/>
-        </w:trPr>
-        <w:tc>
-          <w:tcPr>
-            <w:tcW w:type="dxa" w:w="5256"/>
-            <w:shd w:fill="E9EEF4"/>
-            <w:vAlign w:val="center"/>
-          </w:tcPr>
-          <w:p>
-            <w:r>
-              <w:rPr>
-                <w:b/>
-                <w:sz w:val="17"/>
-              </w:rPr>
-              <w:t>Digital Signature / Signature</w:t>
-            </w:r>
-          </w:p>
-        </w:tc>
-        <w:tc>
-          <w:tcPr>
-            <w:tcW w:type="dxa" w:w="5256"/>
-            <w:vAlign w:val="center"/>
-          </w:tcPr>
-          <w:p>
-            <w:r>
-              <w:rPr>
-                <w:sz w:val="17"/>
-              </w:rPr>
-              <w:t>[To be signed / digitally signed as applicable]</w:t>
-            </w:r>
-          </w:p>
-        </w:tc>
-      </w:tr>
-    </w:tbl>
-    <w:p/>
+    <w:p>
+      <w:pPr>
+        <w:keepNext w:val="0"/>
+        <w:keepLines w:val="0"/>
+        <w:spacing w:before="0" w:after="140" w:line="259" w:lineRule="auto"/>
+      </w:pPr>
+      <w:r>
+        <w:rPr>
+          <w:rFonts w:ascii="Times New Roman" w:hAnsi="Times New Roman" w:cs="Times New Roman"/>
+          <w:b/>
+          <w:i w:val="0"/>
+          <w:vanish w:val="0"/>
+          <w:color w:val="000000"/>
+          <w:sz w:val="20"/>
+        </w:rPr>
+        <w:t>Reference: Form MD-14 under the Medical Devices Rules, 2017.</w:t>
+      </w:r>
+      <w:r>
+        <w:rPr>
+          <w:rFonts w:ascii="Times New Roman" w:hAnsi="Times New Roman" w:cs="Times New Roman"/>
+          <w:b/>
+          <w:i w:val="0"/>
+          <w:vanish w:val="0"/>
+          <w:color w:val="000000"/>
+          <w:sz w:val="20"/>
+        </w:rPr>
+      </w:r>
+    </w:p>
+    <w:p>
+      <w:pPr>
+        <w:keepNext w:val="0"/>
+        <w:keepLines w:val="0"/>
+        <w:spacing w:before="0" w:after="120" w:line="269" w:lineRule="auto"/>
+        <w:jc w:val="left"/>
+      </w:pPr>
+      <w:r>
+        <w:rPr>
+          <w:rFonts w:ascii="Times New Roman" w:hAnsi="Times New Roman" w:cs="Times New Roman"/>
+          <w:b w:val="0"/>
+          <w:i w:val="0"/>
+          <w:vanish w:val="0"/>
+          <w:color w:val="000000"/>
+          <w:sz w:val="21"/>
+        </w:rPr>
+        <w:t>Sir/Madam,</w:t>
+      </w:r>
+    </w:p>
+    <w:p>
+      <w:pPr>
+        <w:keepNext w:val="0"/>
+        <w:keepLines w:val="0"/>
+        <w:spacing w:before="0" w:after="140" w:line="269" w:lineRule="auto"/>
+        <w:jc w:val="left"/>
+      </w:pPr>
+      <w:r>
+        <w:rPr>
+          <w:rFonts w:ascii="Times New Roman" w:hAnsi="Times New Roman" w:cs="Times New Roman"/>
+          <w:b w:val="0"/>
+          <w:i w:val="0"/>
+          <w:vanish w:val="0"/>
+          <w:color w:val="000000"/>
+          <w:sz w:val="21"/>
+        </w:rPr>
+        <w:t>We, {authorizedAgentName}, hereby submit the application in Form MD-14 for grant of an import licence for the medical device(s) identified in the accompanying annexure, on behalf of the overseas manufacturer(s) identified in the application and supporting documents.</w:t>
+      </w:r>
+    </w:p>
+    <w:p>
+      <w:pPr>
+        <w:keepNext w:val="0"/>
+        <w:keepLines w:val="0"/>
+        <w:spacing w:before="0" w:after="140" w:line="269" w:lineRule="auto"/>
+        <w:jc w:val="left"/>
+      </w:pPr>
+      <w:r>
+        <w:rPr>
+          <w:rFonts w:ascii="Times New Roman" w:hAnsi="Times New Roman" w:cs="Times New Roman"/>
+          <w:b w:val="0"/>
+          <w:i w:val="0"/>
+          <w:vanish w:val="0"/>
+          <w:color w:val="000000"/>
+          <w:sz w:val="21"/>
+        </w:rPr>
+        <w:t>The proposed import scope is {deviceScopeSummary}. The device(s) are proposed as Class {deviceClass}, and substantial equivalence to a predicate device is claimed: {substantialEquivalenceClaimed}. The particulars of the overseas manufacturer and manufacturing site(s) are provided in the application and supporting documents.</w:t>
+      </w:r>
+    </w:p>
+    <w:p>
+      <w:pPr>
+        <w:keepNext w:val="0"/>
+        <w:keepLines w:val="0"/>
+        <w:spacing w:before="0" w:after="140" w:line="269" w:lineRule="auto"/>
+        <w:jc w:val="left"/>
+      </w:pPr>
+      <w:r>
+        <w:rPr>
+          <w:rFonts w:ascii="Times New Roman" w:hAnsi="Times New Roman" w:cs="Times New Roman"/>
+          <w:b w:val="0"/>
+          <w:i w:val="0"/>
+          <w:vanish w:val="0"/>
+          <w:color w:val="000000"/>
+          <w:sz w:val="21"/>
+        </w:rPr>
+        <w:t>The prescribed fee has been paid under reference {feeReferenceNumber}. The application includes Form MD-14, the medical device details annexure and the applicable documents required under the Fourth Schedule for grant of an import licence for medical device(s).</w:t>
+      </w:r>
+    </w:p>
+    <w:p>
+      <w:pPr>
+        <w:keepNext w:val="0"/>
+        <w:keepLines w:val="0"/>
+        <w:spacing w:before="0" w:after="140" w:line="269" w:lineRule="auto"/>
+        <w:jc w:val="left"/>
+      </w:pPr>
+      <w:r>
+        <w:rPr>
+          <w:rFonts w:ascii="Times New Roman" w:hAnsi="Times New Roman" w:cs="Times New Roman"/>
+          <w:b w:val="0"/>
+          <w:i w:val="0"/>
+          <w:vanish w:val="0"/>
+          <w:color w:val="000000"/>
+          <w:sz w:val="21"/>
+        </w:rPr>
+        <w:t>The authorised agent and the concerned overseas manufacturer(s) undertake to comply with the applicable provisions of the Drugs and Cosmetics Act, 1940 and the Medical Devices Rules, 2017 in relation to the proposed import of the medical device(s).</w:t>
+      </w:r>
+    </w:p>
+    <w:p>
+      <w:pPr>
+        <w:keepNext w:val="0"/>
+        <w:keepLines w:val="0"/>
+        <w:spacing w:before="0" w:after="240" w:line="269" w:lineRule="auto"/>
+        <w:jc w:val="left"/>
+      </w:pPr>
+      <w:r>
+        <w:rPr>
+          <w:rFonts w:ascii="Times New Roman" w:hAnsi="Times New Roman" w:cs="Times New Roman"/>
+          <w:b w:val="0"/>
+          <w:i w:val="0"/>
+          <w:vanish w:val="0"/>
+          <w:color w:val="000000"/>
+          <w:sz w:val="21"/>
+        </w:rPr>
+        <w:t>We request the Central Licensing Authority to review the application and grant the import licence for the proposed medical device(s).</w:t>
+      </w:r>
+    </w:p>
+    <w:p>
+      <w:pPr>
+        <w:keepNext w:val="0"/>
+        <w:keepLines w:val="0"/>
+        <w:spacing w:before="0" w:after="80" w:line="269" w:lineRule="auto"/>
+        <w:jc w:val="left"/>
+      </w:pPr>
+      <w:r>
+        <w:rPr>
+          <w:rFonts w:ascii="Times New Roman" w:hAnsi="Times New Roman" w:cs="Times New Roman"/>
+          <w:b w:val="0"/>
+          <w:i w:val="0"/>
+          <w:vanish w:val="0"/>
+          <w:color w:val="000000"/>
+          <w:sz w:val="21"/>
+        </w:rPr>
+        <w:t>Yours faithfully,</w:t>
+      </w:r>
+    </w:p>
+    <w:p>
+      <w:pPr>
+        <w:keepNext/>
+        <w:keepLines w:val="0"/>
+        <w:spacing w:before="0" w:after="20" w:line="252" w:lineRule="auto"/>
+        <w:jc w:val="right"/>
+      </w:pPr>
+      <w:r>
+        <w:rPr>
+          <w:rFonts w:ascii="Times New Roman" w:hAnsi="Times New Roman" w:cs="Times New Roman"/>
+          <w:b w:val="0"/>
+          <w:i w:val="0"/>
+          <w:vanish w:val="0"/>
+          <w:color w:val="000000"/>
+          <w:sz w:val="19"/>
+        </w:rPr>
+        <w:t>Signature: ______________________________</w:t>
+      </w:r>
+    </w:p>
+    <w:p>
+      <w:pPr>
+        <w:keepNext/>
+        <w:keepLines w:val="0"/>
+        <w:spacing w:before="0" w:after="0" w:line="252" w:lineRule="auto"/>
+        <w:jc w:val="right"/>
+      </w:pPr>
+      <w:r>
+        <w:rPr>
+          <w:rFonts w:ascii="Times New Roman" w:hAnsi="Times New Roman" w:cs="Times New Roman"/>
+          <w:b/>
+          <w:i w:val="0"/>
+          <w:vanish w:val="0"/>
+          <w:color w:val="000000"/>
+          <w:sz w:val="19"/>
+        </w:rPr>
+        <w:t>{designatedPersonName}</w:t>
+      </w:r>
+    </w:p>
+    <w:p>
+      <w:pPr>
+        <w:keepNext w:val="0"/>
+        <w:keepLines w:val="0"/>
+        <w:spacing w:before="0" w:after="0" w:line="252" w:lineRule="auto"/>
+        <w:jc w:val="right"/>
+      </w:pPr>
+      <w:r>
+        <w:rPr>
+          <w:rFonts w:ascii="Times New Roman" w:hAnsi="Times New Roman" w:cs="Times New Roman"/>
+          <w:b/>
+          <w:i w:val="0"/>
+          <w:vanish w:val="0"/>
+          <w:color w:val="000000"/>
+          <w:sz w:val="19"/>
+        </w:rPr>
+        <w:t>{designatedPersonDesignation} | {authorizedAgentName}</w:t>
+      </w:r>
+    </w:p>
+    <w:p>
+      <w:pPr>
+        <w:keepNext w:val="0"/>
+        <w:keepLines w:val="0"/>
+        <w:spacing w:before="0" w:after="0" w:line="259" w:lineRule="auto"/>
+      </w:pPr>
+      <w:r>
+        <w:rPr>
+          <w:rFonts w:ascii="Times New Roman" w:hAnsi="Times New Roman" w:cs="Times New Roman"/>
+          <w:b/>
+          <w:i w:val="0"/>
+          <w:vanish w:val="0"/>
+          <w:color w:val="000000"/>
+          <w:sz w:val="20"/>
+        </w:rPr>
+        <w:t>Place: {applicationPlace}</w:t>
+      </w:r>
+      <w:r>
+        <w:rPr>
+          <w:rFonts w:ascii="Times New Roman" w:hAnsi="Times New Roman" w:cs="Times New Roman"/>
+          <w:b w:val="0"/>
+          <w:i w:val="0"/>
+          <w:vanish w:val="0"/>
+          <w:color w:val="000000"/>
+          <w:sz w:val="20"/>
+        </w:rPr>
+      </w:r>
+    </w:p>
     <w:sectPr>
-      <w:pgSz w:w="12240" w:h="15840"/>
-      <w:pgMar w:top="792" w:right="864" w:bottom="792" w:left="864" w:header="720" w:footer="720" w:gutter="0"/>
+      <w:headerReference w:type="default" r:id="rId9"/>
+      <w:footerReference w:type="default" r:id="rId10"/>
+      <w:pgSz w:w="11906" w:h="16838"/>
+      <w:pgMar w:top="1440" w:right="1440" w:bottom="1247" w:left="1440" w:header="454" w:footer="454" w:gutter="0"/>
       <w:cols w:space="720"/>
       <w:docGrid w:linePitch="360"/>
     </w:sectPr>
   </w:body>
 </w:document>
+</file>
+
+<file path=word/footer1.xml><?xml version="1.0" encoding="utf-8"?>
+<w:ftr xmlns:m="http://schemas.openxmlformats.org/officeDocument/2006/math" xmlns:mc="http://schemas.openxmlformats.org/markup-compatibility/2006" xmlns:mo="http://schemas.microsoft.com/office/mac/office/2008/main" xmlns:mv="urn:schemas-microsoft-com:mac:vml" xmlns:o="urn:schemas-microsoft-com:office:office" xmlns:r="http://schemas.openxmlformats.org/officeDocument/2006/relationships" xmlns:v="urn:schemas-microsoft-com:vml" xmlns:w10="urn:schemas-microsoft-com:office:word" xmlns:w14="http://schemas.microsoft.com/office/word/2010/wordml" xmlns:w="http://schemas.openxmlformats.org/wordprocessingml/2006/main" xmlns:wne="http://schemas.microsoft.com/office/word/2006/wordml" xmlns:wp14="http://schemas.microsoft.com/office/word/2010/wordprocessingDrawing" xmlns:wp="http://schemas.openxmlformats.org/drawingml/2006/wordprocessingDrawing" xmlns:wpc="http://schemas.microsoft.com/office/word/2010/wordprocessingCanvas" xmlns:wpg="http://schemas.microsoft.com/office/word/2010/wordprocessingGroup" xmlns:wpi="http://schemas.microsoft.com/office/word/2010/wordprocessingInk" xmlns:wps="http://schemas.microsoft.com/office/word/2010/wordprocessingShape" mc:Ignorable="w14 wp14">
+  <w:p>
+    <w:pPr>
+      <w:pStyle w:val="Footer"/>
+      <w:spacing w:before="0" w:after="0"/>
+      <w:jc w:val="center"/>
+    </w:pPr>
+    <w:r>
+      <w:rPr>
+        <w:rFonts w:ascii="Times New Roman" w:hAnsi="Times New Roman" w:cs="Times New Roman"/>
+        <w:b w:val="0"/>
+        <w:i w:val="0"/>
+        <w:vanish w:val="0"/>
+        <w:color w:val="666666"/>
+        <w:sz w:val="17"/>
+      </w:rPr>
+      <w:t xml:space="preserve">Page </w:t>
+      <w:fldChar w:fldCharType="begin"/>
+      <w:instrText xml:space="preserve"> PAGE </w:instrText>
+      <w:fldChar w:fldCharType="separate"/>
+      <w:t>1</w:t>
+      <w:fldChar w:fldCharType="end"/>
+    </w:r>
+  </w:p>
+</w:ftr>
+</file>
+
+<file path=word/header1.xml><?xml version="1.0" encoding="utf-8"?>
+<w:hdr xmlns:m="http://schemas.openxmlformats.org/officeDocument/2006/math" xmlns:mc="http://schemas.openxmlformats.org/markup-compatibility/2006" xmlns:mo="http://schemas.microsoft.com/office/mac/office/2008/main" xmlns:mv="urn:schemas-microsoft-com:mac:vml" xmlns:o="urn:schemas-microsoft-com:office:office" xmlns:r="http://schemas.openxmlformats.org/officeDocument/2006/relationships" xmlns:v="urn:schemas-microsoft-com:vml" xmlns:w10="urn:schemas-microsoft-com:office:word" xmlns:w14="http://schemas.microsoft.com/office/word/2010/wordml" xmlns:w="http://schemas.openxmlformats.org/wordprocessingml/2006/main" xmlns:wne="http://schemas.microsoft.com/office/word/2006/wordml" xmlns:wp14="http://schemas.microsoft.com/office/word/2010/wordprocessingDrawing" xmlns:wp="http://schemas.openxmlformats.org/drawingml/2006/wordprocessingDrawing" xmlns:wpc="http://schemas.microsoft.com/office/word/2010/wordprocessingCanvas" xmlns:wpg="http://schemas.microsoft.com/office/word/2010/wordprocessingGroup" xmlns:wpi="http://schemas.microsoft.com/office/word/2010/wordprocessingInk" xmlns:wps="http://schemas.microsoft.com/office/word/2010/wordprocessingShape" mc:Ignorable="w14 wp14">
+  <w:p>
+    <w:pPr>
+      <w:pStyle w:val="Header"/>
+      <w:spacing w:after="0"/>
+      <w:jc w:val="right"/>
+    </w:pPr>
+    <w:r>
+      <w:rPr>
+        <w:rFonts w:ascii="Times New Roman" w:hAnsi="Times New Roman" w:cs="Times New Roman"/>
+        <w:b w:val="0"/>
+        <w:i w:val="0"/>
+        <w:vanish w:val="0"/>
+        <w:color w:val="666666"/>
+        <w:sz w:val="16"/>
+      </w:rPr>
+      <w:t>MD-14 Import Licence Dossier</w:t>
+    </w:r>
+  </w:p>
+</w:hdr>
 </file>
 
 <file path=word/numbering.xml><?xml version="1.0" encoding="utf-8"?>
@@ -898,9 +764,14 @@
     <w:name w:val="Normal"/>
     <w:qFormat/>
     <w:rsid w:val="00FC693F"/>
+    <w:pPr>
+      <w:spacing w:before="0" w:after="80" w:line="259" w:lineRule="auto"/>
+    </w:pPr>
     <w:rPr>
-      <w:rFonts w:ascii="Arial" w:hAnsi="Arial"/>
-      <w:sz w:val="18"/>
+      <w:rFonts w:ascii="Times New Roman" w:hAnsi="Times New Roman" w:cs="Times New Roman"/>
+      <w:b w:val="0"/>
+      <w:color w:val="000000"/>
+      <w:sz w:val="21"/>
     </w:rPr>
   </w:style>
   <w:style w:type="paragraph" w:styleId="Header">
@@ -958,15 +829,15 @@
     <w:pPr>
       <w:keepNext/>
       <w:keepLines/>
-      <w:spacing w:before="480" w:after="0"/>
+      <w:spacing w:before="240" w:after="100"/>
       <w:outlineLvl w:val="0"/>
     </w:pPr>
     <w:rPr>
-      <w:rFonts w:asciiTheme="majorHAnsi" w:eastAsiaTheme="majorEastAsia" w:hAnsiTheme="majorHAnsi" w:cstheme="majorBidi"/>
+      <w:rFonts w:asciiTheme="majorHAnsi" w:eastAsiaTheme="majorEastAsia" w:hAnsiTheme="majorHAnsi" w:cstheme="majorBidi" w:ascii="Times New Roman" w:hAnsi="Times New Roman" w:cs="Times New Roman"/>
       <w:b/>
       <w:bCs/>
-      <w:color w:val="365F91" w:themeColor="accent1" w:themeShade="BF"/>
-      <w:sz w:val="28"/>
+      <w:color w:val="000000"/>
+      <w:sz w:val="26"/>
       <w:szCs w:val="28"/>
     </w:rPr>
   </w:style>
@@ -982,15 +853,15 @@
     <w:pPr>
       <w:keepNext/>
       <w:keepLines/>
-      <w:spacing w:before="200" w:after="0"/>
+      <w:spacing w:before="180" w:after="80"/>
       <w:outlineLvl w:val="1"/>
     </w:pPr>
     <w:rPr>
-      <w:rFonts w:asciiTheme="majorHAnsi" w:eastAsiaTheme="majorEastAsia" w:hAnsiTheme="majorHAnsi" w:cstheme="majorBidi"/>
+      <w:rFonts w:asciiTheme="majorHAnsi" w:eastAsiaTheme="majorEastAsia" w:hAnsiTheme="majorHAnsi" w:cstheme="majorBidi" w:ascii="Times New Roman" w:hAnsi="Times New Roman" w:cs="Times New Roman"/>
       <w:b/>
       <w:bCs/>
-      <w:color w:val="4F81BD" w:themeColor="accent1"/>
-      <w:sz w:val="26"/>
+      <w:color w:val="000000"/>
+      <w:sz w:val="23"/>
       <w:szCs w:val="26"/>
     </w:rPr>
   </w:style>
@@ -1006,14 +877,15 @@
     <w:pPr>
       <w:keepNext/>
       <w:keepLines/>
-      <w:spacing w:before="200" w:after="0"/>
+      <w:spacing w:before="140" w:after="60"/>
       <w:outlineLvl w:val="2"/>
     </w:pPr>
     <w:rPr>
-      <w:rFonts w:asciiTheme="majorHAnsi" w:eastAsiaTheme="majorEastAsia" w:hAnsiTheme="majorHAnsi" w:cstheme="majorBidi"/>
+      <w:rFonts w:asciiTheme="majorHAnsi" w:eastAsiaTheme="majorEastAsia" w:hAnsiTheme="majorHAnsi" w:cstheme="majorBidi" w:ascii="Times New Roman" w:hAnsi="Times New Roman" w:cs="Times New Roman"/>
       <w:b/>
       <w:bCs/>
-      <w:color w:val="4F81BD" w:themeColor="accent1"/>
+      <w:color w:val="000000"/>
+      <w:sz w:val="21"/>
     </w:rPr>
   </w:style>
   <w:style w:type="paragraph" w:styleId="Heading4">
